--- a/apps/legal-docs-blueprints/templates/carta_poder/CARTA-CUBE-DON ALEX-HOMBRE.docx
+++ b/apps/legal-docs-blueprints/templates/carta_poder/CARTA-CUBE-DON ALEX-HOMBRE.docx
@@ -529,7 +529,7 @@
           <w:sz w:val="18"/>
           <w:szCs w:val="18"/>
         </w:rPr>
-        <w:t xml:space="preserve">me identifico con Documento Personal de Identificación, </w:t>
+        <w:t xml:space="preserve">me identifico con Documento Personal de Identificación, {dpiTexto} ({dpiNumero}) Código</w:t>
       </w:r>
       <w:sdt>
         <w:sdtPr>
@@ -559,15 +559,15 @@
           <w:sz w:val="18"/>
           <w:szCs w:val="18"/>
         </w:rPr>
-        <w:t>{dpiTexto}</w:t>
-      </w:r>
-      <w:r>
-        <w:rPr>
-          <w:rFonts w:eastAsia="Arial" w:cs="Arial" w:ascii="Arial" w:hAnsi="Arial"/>
-          <w:sz w:val="18"/>
-          <w:szCs w:val="18"/>
-        </w:rPr>
-        <w:t xml:space="preserve"> Código Único de Identificación  extendido por el Registro Nacional de las Personas –RENAP- República de Guatemala Centroamérica</w:t>
+        <w:t xml:space="preserve"/>
+      </w:r>
+      <w:r>
+        <w:rPr>
+          <w:rFonts w:eastAsia="Arial" w:cs="Arial" w:ascii="Arial" w:hAnsi="Arial"/>
+          <w:sz w:val="18"/>
+          <w:szCs w:val="18"/>
+        </w:rPr>
+        <w:t xml:space="preserve"> Único de Identificación  extendido por el Registro Nacional de las Personas –RENAP- República de Guatemala Centroamérica</w:t>
       </w:r>
       <w:r>
         <w:rPr>
@@ -616,27 +616,27 @@
           <w:sz w:val="18"/>
           <w:szCs w:val="18"/>
         </w:rPr>
-        <w:t xml:space="preserve"> en la calidad con que actúo, declaro que mi representada la entidad denominada </w:t>
-      </w:r>
-      <w:r>
-        <w:rPr>
-          <w:rFonts w:eastAsia="Arial" w:cs="Arial" w:ascii="Arial" w:hAnsi="Arial"/>
-          <w:b/>
-          <w:bCs/>
-          <w:color w:val="000000"/>
-          <w:sz w:val="18"/>
-          <w:szCs w:val="18"/>
-        </w:rPr>
-        <w:t>RDBE, SOCIEDAD ANÓNIMA,</w:t>
-      </w:r>
-      <w:r>
-        <w:rPr>
-          <w:rFonts w:eastAsia="Arial" w:cs="Arial" w:ascii="Arial" w:hAnsi="Arial"/>
-          <w:color w:val="000000"/>
-          <w:sz w:val="18"/>
-          <w:szCs w:val="18"/>
-        </w:rPr>
-        <w:t xml:space="preserve"> es legítima, única y actual propietaria del vehículo identificado con los datos siguientes:</w:t>
+        <w:t xml:space="preserve"> en la calidad con que actúo, declaro que mi representada la entidad denominada CUBE INVESTMENTS, SOCIEDAD ANÓNIMA, es legítima</w:t>
+      </w:r>
+      <w:r>
+        <w:rPr>
+          <w:rFonts w:eastAsia="Arial" w:cs="Arial" w:ascii="Arial" w:hAnsi="Arial"/>
+          <w:b/>
+          <w:bCs/>
+          <w:color w:val="000000"/>
+          <w:sz w:val="18"/>
+          <w:szCs w:val="18"/>
+        </w:rPr>
+        <w:t xml:space="preserve"/>
+      </w:r>
+      <w:r>
+        <w:rPr>
+          <w:rFonts w:eastAsia="Arial" w:cs="Arial" w:ascii="Arial" w:hAnsi="Arial"/>
+          <w:color w:val="000000"/>
+          <w:sz w:val="18"/>
+          <w:szCs w:val="18"/>
+        </w:rPr>
+        <w:t xml:space="preserve">, única y actual propietaria del vehículo identificado con los datos siguientes:</w:t>
       </w:r>
       <w:r>
         <w:rPr>

--- a/apps/legal-docs-blueprints/templates/carta_poder/CARTA-CUBE-DON ALEX-HOMBRE.docx
+++ b/apps/legal-docs-blueprints/templates/carta_poder/CARTA-CUBE-DON ALEX-HOMBRE.docx
@@ -504,32 +504,32 @@
           <w:sz w:val="18"/>
           <w:szCs w:val="18"/>
         </w:rPr>
-        <w:t>{nacionalidad}</w:t>
-      </w:r>
-      <w:r>
-        <w:rPr>
-          <w:rFonts w:eastAsia="Arial" w:cs="Arial" w:ascii="Arial" w:hAnsi="Arial"/>
-          <w:sz w:val="18"/>
-          <w:szCs w:val="18"/>
-        </w:rPr>
-        <w:t>, de este domicilio</w:t>
-      </w:r>
-      <w:r>
-        <w:rPr>
-          <w:rFonts w:eastAsia="Arial" w:cs="Arial" w:ascii="Arial" w:hAnsi="Arial"/>
-          <w:color w:val="000000"/>
-          <w:sz w:val="18"/>
-          <w:szCs w:val="18"/>
-        </w:rPr>
-        <w:t xml:space="preserve">, </w:t>
-      </w:r>
-      <w:r>
-        <w:rPr>
-          <w:rFonts w:eastAsia="Arial" w:cs="Arial" w:ascii="Arial" w:hAnsi="Arial"/>
-          <w:sz w:val="18"/>
-          <w:szCs w:val="18"/>
-        </w:rPr>
-        <w:t xml:space="preserve">me identifico con Documento Personal de Identificación, {dpiTexto} ({dpiNumero}) Código</w:t>
+        <w:t xml:space="preserve">{nacionalidad}, de este domicilio, se identifica</w:t>
+      </w:r>
+      <w:r>
+        <w:rPr>
+          <w:rFonts w:eastAsia="Arial" w:cs="Arial" w:ascii="Arial" w:hAnsi="Arial"/>
+          <w:sz w:val="18"/>
+          <w:szCs w:val="18"/>
+        </w:rPr>
+        <w:t xml:space="preserve"/>
+      </w:r>
+      <w:r>
+        <w:rPr>
+          <w:rFonts w:eastAsia="Arial" w:cs="Arial" w:ascii="Arial" w:hAnsi="Arial"/>
+          <w:color w:val="000000"/>
+          <w:sz w:val="18"/>
+          <w:szCs w:val="18"/>
+        </w:rPr>
+        <w:t xml:space="preserve"/>
+      </w:r>
+      <w:r>
+        <w:rPr>
+          <w:rFonts w:eastAsia="Arial" w:cs="Arial" w:ascii="Arial" w:hAnsi="Arial"/>
+          <w:sz w:val="18"/>
+          <w:szCs w:val="18"/>
+        </w:rPr>
+        <w:t xml:space="preserve"> con Documento Personal de Identificación, Código Único de Identificación {dpiTexto} ({dpiNumero}) extendido</w:t>
       </w:r>
       <w:sdt>
         <w:sdtPr>
@@ -567,7 +567,7 @@
           <w:sz w:val="18"/>
           <w:szCs w:val="18"/>
         </w:rPr>
-        <w:t xml:space="preserve"> Único de Identificación  extendido por el Registro Nacional de las Personas –RENAP- República de Guatemala Centroamérica</w:t>
+        <w:t xml:space="preserve"> por el Registro Nacional de las Personas –RENAP- República de Guatemala Centroamérica</w:t>
       </w:r>
       <w:r>
         <w:rPr>
@@ -1159,7 +1159,7 @@
           <w:sz w:val="18"/>
           <w:szCs w:val="18"/>
         </w:rPr>
-        <w:t xml:space="preserve">, entendiéndose que dicha circulación se hará bajo la estricta responsabilidad de la apoderada, quedando en consecuencia prohibido utilizar dicho vehículo en contravención con las leyes de Guatemala y de cualquier otro país, pudiendo gestionar los permisos necesarios, así como para contratar toda clase de seguros que sean necesarios para conducir dicho vehículo y el reclamo ante las aseguradoras correspondientes, por si se llegare a causar el evento previsto, así como tramitar y obtener los cheques que paguen dichas aseguradoras para cubrir el evento contratado, por lo que solicito respetuosamente a las autoridades correspondientes nacionales y extranjeras, le presten a mi apoderada la colaboración necesaria para que no tenga ningún obstáculo, como consecuencia, la apoderada es responsable directamente del buen ejercicio del presente poder. </w:t>
+        <w:t xml:space="preserve">, entendiéndose que dicha circulación se hará bajo la estricta responsabilidad del apoderado, quedando en consecuencia prohibido utilizar dicho vehículo en contravención con las leyes de Guatemala y de cualquier otro país, pudiendo gestionar los permisos necesarios, así como para contratar toda clase de seguros que sean necesarios para conducir dicho vehículo y el reclamo ante las aseguradoras correspondientes, por si se llegare a causar el evento previsto, así como tramitar y obtener los cheques que paguen dichas aseguradoras para cubrir el evento contratado, por lo que solicito respetuosamente a las autoridades correspondientes nacionales y extranjeras, le presten a mi apoderado la colaboración necesaria para que no tenga ningún obstáculo, como consecuencia, el apoderado es responsable directamente del buen ejercicio del presente poder. </w:t>
       </w:r>
       <w:r>
         <w:rPr>

--- a/apps/legal-docs-blueprints/templates/carta_poder/CARTA-CUBE-DON ALEX-HOMBRE.docx
+++ b/apps/legal-docs-blueprints/templates/carta_poder/CARTA-CUBE-DON ALEX-HOMBRE.docx
@@ -529,7 +529,7 @@
           <w:sz w:val="18"/>
           <w:szCs w:val="18"/>
         </w:rPr>
-        <w:t xml:space="preserve"> con Documento Personal de Identificación, Código Único de Identificación {dpiTexto} ({dpiNumero}) extendido</w:t>
+        <w:t xml:space="preserve"> con Documento Personal de Identificación, Código Único de Identificación {dpiTexto}{#dpiCompleto} ({dpiNumero}){/dpiCompleto} extendido</w:t>
       </w:r>
       <w:sdt>
         <w:sdtPr>
